--- a/web trick.docx
+++ b/web trick.docx
@@ -12,8 +12,16 @@
         <w:rPr>
           <w:lang w:val="en-US"/>
         </w:rPr>
-        <w:t>Glide Apps: Make android app fast</w:t>
-      </w:r>
+        <w:t>Glide App</w:t>
+      </w:r>
+      <w:r>
+        <w:rPr>
+          <w:lang w:val="en-US"/>
+        </w:rPr>
+        <w:t>: Make android app fast</w:t>
+      </w:r>
+      <w:bookmarkStart w:id="0" w:name="_GoBack"/>
+      <w:bookmarkEnd w:id="0"/>
     </w:p>
     <w:p>
       <w:pPr>
@@ -137,8 +145,6 @@
         </w:rPr>
         <w:t>Gmail Storage Check:</w:t>
       </w:r>
-      <w:bookmarkStart w:id="0" w:name="_GoBack"/>
-      <w:bookmarkEnd w:id="0"/>
     </w:p>
     <w:p>
       <w:pPr>

--- a/web trick.docx
+++ b/web trick.docx
@@ -18,10 +18,16 @@
         <w:rPr>
           <w:lang w:val="en-US"/>
         </w:rPr>
-        <w:t>: Make android app fast</w:t>
+        <w:t>s</w:t>
       </w:r>
       <w:bookmarkStart w:id="0" w:name="_GoBack"/>
       <w:bookmarkEnd w:id="0"/>
+      <w:r>
+        <w:rPr>
+          <w:lang w:val="en-US"/>
+        </w:rPr>
+        <w:t>: Make android app fast</w:t>
+      </w:r>
     </w:p>
     <w:p>
       <w:pPr>
